--- a/plans/deployments/REVERE_CHAMBER_PARTNERSHIP_PROPOSAL_2026-04-20.docx
+++ b/plans/deployments/REVERE_CHAMBER_PARTNERSHIP_PROPOSAL_2026-04-20.docx
@@ -1099,7 +1099,7 @@
         <w:rPr>
           <w:sz w:val="22"/>
         </w:rPr>
-        <w:t>Members pay the same retail the public pays ($497 / $797 / $1,497). The 15% discount stays with the Chamber as retained margin — plus rev-share on top. Doubles the per-member margin. Best for community-fund-first Chambers that want to accelerate the civic-impact engine.</w:t>
+        <w:t>Members pay the same retail the public pays ($497 / $797 / $1,497). Members see the retail line on their invoice — no separate "Chamber retained-discount" line item appears on the member's billing. The 15% discount stays with the Chamber as retained margin, paid to the Chamber on the same 30-day cadence as rev-share — plus rev-share on top. Doubles the per-member margin. Best for community-fund-first Chambers that want to accelerate the civic-impact engine.</w:t>
       </w:r>
     </w:p>
     <w:tbl>
@@ -1667,7 +1667,7 @@
         <w:rPr>
           <w:sz w:val="22"/>
         </w:rPr>
-        <w:t>Per-member organic traffic lift — ≥50% by Day 90, measured in GSC.</w:t>
+        <w:t>Per-member organic traffic lift — ≥50% by Day 90, measured in GSC. Baseline = trailing 90-day GSC impressions average captured at onboarding Day 0.</w:t>
       </w:r>
     </w:p>
     <w:p>
@@ -1679,7 +1679,7 @@
         <w:rPr>
           <w:sz w:val="22"/>
         </w:rPr>
-        <w:t>Per-member inbound lead count — ≥3× baseline by Day 60, measured in CRM.</w:t>
+        <w:t>Per-member inbound lead count — ≥3× baseline by Day 60, measured in CRM. Baseline = trailing 90-day inbound lead count captured from member's pre-pilot CRM export at Day 0.</w:t>
       </w:r>
     </w:p>
     <w:p>
@@ -1691,7 +1691,7 @@
         <w:rPr>
           <w:sz w:val="22"/>
         </w:rPr>
-        <w:t>Member retention through the pilot — ≥80% of pilot cohort continuing past Day 90.</w:t>
+        <w:t>Member retention through the pilot — ≥80% of pilot cohort continuing past Day 90. Retention = member still on paid subscription at Day 90 (active pilot-to-paid conversion rate).</w:t>
       </w:r>
     </w:p>
     <w:p>
@@ -1970,6 +1970,77 @@
         <w:rPr>
           <w:sz w:val="22"/>
         </w:rPr>
+        <w:t>Chamber-Only Distribution Doctrine: Revere Chamber is the SOLE distribution channel for ALL AMG products sold to any business in your territory — SMB, mid-market, and enterprise, including future Atlas enterprise deployments. AMG does not sell direct to any business size, anywhere, ever. Framed as permanent value transfer to Revere, not a restriction: every State-Street-sized enterprise that eventually wants Atlas in your region routes through your Chamber. Corporate America pays. Main Street receives.</w:t>
+      </w:r>
+    </w:p>
+    <w:p>
+      <w:pPr>
+        <w:pStyle w:val="ListBullet"/>
+        <w:spacing w:after="80"/>
+      </w:pPr>
+      <w:r>
+        <w:rPr>
+          <w:sz w:val="22"/>
+        </w:rPr>
+        <w:t>Term of the Chamber-Only Distribution clause: initial five-year term, automatic annual renewal thereafter, either party may exit with 90 days notice to end-of-current-term. Doctrine is codified in the Chamber AI Advantage Encyclopedia Section 30 (v1.4.2, Tuesday 2026-04-21 canonicalization).</w:t>
+      </w:r>
+    </w:p>
+    <w:p>
+      <w:pPr>
+        <w:pStyle w:val="ListBullet"/>
+        <w:spacing w:after="80"/>
+      </w:pPr>
+      <w:r>
+        <w:rPr>
+          <w:sz w:val="22"/>
+        </w:rPr>
+        <w:t>Data privacy + ownership: all member-business data captured by AMG agents remains the property of that member. AMG acts as processor, not controller. Chamber receives aggregate metrics only (traffic lift, lead counts, retention) — never member PII or raw content. Full DPA attached in Schedule B of the Master Services Agreement.</w:t>
+      </w:r>
+    </w:p>
+    <w:p>
+      <w:pPr>
+        <w:pStyle w:val="ListBullet"/>
+        <w:spacing w:after="80"/>
+      </w:pPr>
+      <w:r>
+        <w:rPr>
+          <w:sz w:val="22"/>
+        </w:rPr>
+        <w:t>Dispute resolution: Massachusetts law governs. Binding arbitration in Boston via AAA Commercial Rules for disputes &amp;gt;$10K. Mediation attempted in good faith first. Chamber + AMG bear their own costs; prevailing party recovers reasonable attorney fees.</w:t>
+      </w:r>
+    </w:p>
+    <w:p>
+      <w:pPr>
+        <w:pStyle w:val="ListBullet"/>
+        <w:spacing w:after="80"/>
+      </w:pPr>
+      <w:r>
+        <w:rPr>
+          <w:sz w:val="22"/>
+        </w:rPr>
+        <w:t>Future product scope explicitly covered by the Chamber-Only clause: AMG subscription roster (7-agent stack), AIMG consumer product, Atlas enterprise custom builds ($25K–$250K engagements), Baby Atlas scaled-down deployments, Creative Engine (content), and any AMG product line launched during the Chamber's active partnership term. New products added to Encyclopedia Section 30 auto-propagate under this clause unless Chamber and AMG jointly carve them out.</w:t>
+      </w:r>
+    </w:p>
+    <w:p>
+      <w:pPr>
+        <w:spacing w:after="160"/>
+      </w:pPr>
+      <w:r>
+        <w:rPr>
+          <w:sz w:val="22"/>
+        </w:rPr>
+        <w:t>This proposal states commercial commitments. Full legal terms — Master Services Agreement, Data Processing Addendum (Schedule B), governing-law schedule, enterprise Atlas deal addendum — are delivered upon Chamber sign-intent. All commercial terms above are binding regardless of MSA formalization timeline.</w:t>
+      </w:r>
+    </w:p>
+    <w:p>
+      <w:pPr>
+        <w:pStyle w:val="ListBullet"/>
+        <w:spacing w:after="80"/>
+      </w:pPr>
+      <w:r>
+        <w:rPr>
+          <w:sz w:val="22"/>
+        </w:rPr>
         <w:t>Co-branding rights: Chamber can promote "Powered by AMG" on member benefits pages. AMG can reference Revere Chamber as a Founding Chamber (with Chamber approval on wording).</w:t>
       </w:r>
     </w:p>
@@ -2144,7 +2215,7 @@
         <w:rPr>
           <w:sz w:val="22"/>
         </w:rPr>
-        <w:t>20% rev-share on the full enterprise engagement ($5K–$50K per deal).</w:t>
+        <w:t>20% rev-share on the full enterprise engagement (applies to the total signed contract value, not only AMG's net-of-costs portion). On a $25K engagement, Chamber earns $5K; on a $250K engagement, Chamber earns $50K. Paid on the same 30-day cadence as subscription rev-share.</w:t>
       </w:r>
     </w:p>
     <w:p>
